--- a/dist/downloads/Vincent-Cook-Robotics-Mechatronics.docx
+++ b/dist/downloads/Vincent-Cook-Robotics-Mechatronics.docx
@@ -82,14 +82,14 @@
           <w:color w:val="202A31"/>
           <w:sz w:val="20"/>
         </w:rPr>
-        <w:t>Aerospace engineering senior with robotics and EV powertrain design experience. Apply CAD, structural analysis, MATLAB/Simulink, and dynamics modeling to electromechanical assemblies and prototype development.</w:t>
+        <w:t>Aerospace engineering senior with robotics, circuitry design, battery testing, and EV powertrain experience. Apply CAD, structural analysis, MATLAB/Simulink, and dynamics modeling to electromechanical design.</w:t>
       </w:r>
     </w:p>
     <w:p>
       <w:pPr>
         <w:keepNext/>
         <w:keepLines/>
-        <w:spacing w:before="140" w:after="60" w:line="240" w:lineRule="exact"/>
+        <w:spacing w:before="100" w:after="60" w:line="240" w:lineRule="exact"/>
       </w:pPr>
       <w:r>
         <w:rPr>
@@ -137,7 +137,7 @@
       <w:pPr>
         <w:keepNext/>
         <w:keepLines/>
-        <w:spacing w:before="140" w:after="60" w:line="240" w:lineRule="exact"/>
+        <w:spacing w:before="100" w:after="60" w:line="240" w:lineRule="exact"/>
       </w:pPr>
       <w:r>
         <w:rPr>
@@ -185,7 +185,7 @@
       <w:pPr>
         <w:keepNext/>
         <w:keepLines/>
-        <w:spacing w:before="140" w:after="60" w:line="240" w:lineRule="exact"/>
+        <w:spacing w:before="100" w:after="60" w:line="240" w:lineRule="exact"/>
       </w:pPr>
       <w:r>
         <w:rPr>
@@ -201,7 +201,7 @@
       <w:pPr>
         <w:keepNext/>
         <w:keepLines/>
-        <w:spacing w:before="80" w:after="0" w:line="234" w:lineRule="exact"/>
+        <w:spacing w:before="60" w:after="0" w:line="234" w:lineRule="exact"/>
       </w:pPr>
       <w:r>
         <w:rPr>
@@ -243,7 +243,39 @@
           <w:color w:val="202A31"/>
           <w:sz w:val="20"/>
         </w:rPr>
-        <w:t>•  Designed a radio transmitter mast incorporating a camera mount and sensors for a student robot.</w:t>
+        <w:t>•  Designed a transmitter mast with camera and sensor mounts; used stress analysis to reinforce high-load regions and select lightweight materials for lower-load sections.</w:t>
+      </w:r>
+    </w:p>
+    <w:p>
+      <w:pPr>
+        <w:keepNext/>
+        <w:keepLines/>
+        <w:spacing w:before="60" w:after="0" w:line="234" w:lineRule="exact"/>
+      </w:pPr>
+      <w:r>
+        <w:rPr>
+          <w:rFonts w:ascii="Arial" w:hAnsi="Arial"/>
+          <w:b/>
+          <w:color w:val="202A31"/>
+          <w:sz w:val="20"/>
+        </w:rPr>
+        <w:t>FIRST Robotics Team 3925</w:t>
+      </w:r>
+    </w:p>
+    <w:p>
+      <w:pPr>
+        <w:keepNext/>
+        <w:keepLines/>
+        <w:spacing w:before="0" w:after="0" w:line="234" w:lineRule="exact"/>
+      </w:pPr>
+      <w:r>
+        <w:rPr>
+          <w:rFonts w:ascii="Arial" w:hAnsi="Arial"/>
+          <w:b w:val="0"/>
+          <w:color w:val="202A31"/>
+          <w:sz w:val="20"/>
+        </w:rPr>
+        <w:t>Electrical Lead — High School Robotics | 2020–2022</w:t>
       </w:r>
     </w:p>
     <w:p>
@@ -260,14 +292,14 @@
           <w:color w:val="202A31"/>
           <w:sz w:val="20"/>
         </w:rPr>
-        <w:t>•  Refined robot designs using stress analysis to balance weight and structural integrity; reinforced high-stress regions and used lightweight materials in lower-load sections.</w:t>
+        <w:t>•  Designed circuitry and tested batteries for the team's robot.</w:t>
       </w:r>
     </w:p>
     <w:p>
       <w:pPr>
         <w:keepNext/>
         <w:keepLines/>
-        <w:spacing w:before="80" w:after="0" w:line="234" w:lineRule="exact"/>
+        <w:spacing w:before="60" w:after="0" w:line="234" w:lineRule="exact"/>
       </w:pPr>
       <w:r>
         <w:rPr>
@@ -309,31 +341,14 @@
           <w:color w:val="202A31"/>
           <w:sz w:val="20"/>
         </w:rPr>
-        <w:t>•  Created 3D CAD models and assembly instructions for an electric motor performance test bench integrating electrical and mechanical components.</w:t>
-      </w:r>
-    </w:p>
-    <w:p>
-      <w:pPr>
-        <w:keepNext w:val="0"/>
-        <w:keepLines/>
-        <w:spacing w:before="0" w:after="20" w:line="234" w:lineRule="exact"/>
-        <w:ind w:left="160" w:hanging="160"/>
-      </w:pPr>
-      <w:r>
-        <w:rPr>
-          <w:rFonts w:ascii="Arial" w:hAnsi="Arial"/>
-          <w:b w:val="0"/>
-          <w:color w:val="202A31"/>
-          <w:sz w:val="20"/>
-        </w:rPr>
-        <w:t>•  Worked with teammates to resolve technical challenges and coordinate engineering and manufacturing requirements.</w:t>
+        <w:t>•  Created 3D CAD and assembly instructions for an electric motor test bench; integrated mechanical/electrical components and coordinated engineering/manufacturing requirements with teammates.</w:t>
       </w:r>
     </w:p>
     <w:p>
       <w:pPr>
         <w:keepNext/>
         <w:keepLines/>
-        <w:spacing w:before="80" w:after="0" w:line="234" w:lineRule="exact"/>
+        <w:spacing w:before="60" w:after="0" w:line="234" w:lineRule="exact"/>
       </w:pPr>
       <w:r>
         <w:rPr>
@@ -375,7 +390,7 @@
           <w:color w:val="202A31"/>
           <w:sz w:val="20"/>
         </w:rPr>
-        <w:t>•  Contribute to wing-model design and planning for a yearlong hybrid battery-electric and hydrogen fuel-cell model aircraft project.</w:t>
+        <w:t>•  Contribute wing-model designs and yearlong planning for a hybrid battery-electric/hydrogen fuel-cell model aircraft.</w:t>
       </w:r>
     </w:p>
     <w:p>
@@ -392,31 +407,14 @@
           <w:color w:val="202A31"/>
           <w:sz w:val="20"/>
         </w:rPr>
-        <w:t>•  Planned work includes CAD, CFD and thermodynamic analysis, aircraft construction/testing, and battery/fuel-system electronics integration.</w:t>
-      </w:r>
-    </w:p>
-    <w:p>
-      <w:pPr>
-        <w:keepNext w:val="0"/>
-        <w:keepLines/>
-        <w:spacing w:before="0" w:after="20" w:line="234" w:lineRule="exact"/>
-        <w:ind w:left="160" w:hanging="160"/>
-      </w:pPr>
-      <w:r>
-        <w:rPr>
-          <w:rFonts w:ascii="Arial" w:hAnsi="Arial"/>
-          <w:b w:val="0"/>
-          <w:color w:val="202A31"/>
-          <w:sz w:val="20"/>
-        </w:rPr>
-        <w:t>•  Planned scope also includes commercial-scale modeling; the team targets first flight in spring 2027.</w:t>
+        <w:t>•  Planned: CAD, CFD/thermodynamics, construction/testing, battery/fuel-system electronics, and commercial-scale modeling; team flight target spring 2027.</w:t>
       </w:r>
     </w:p>
     <w:p>
       <w:pPr>
         <w:keepNext/>
         <w:keepLines/>
-        <w:spacing w:before="80" w:after="0" w:line="234" w:lineRule="exact"/>
+        <w:spacing w:before="60" w:after="0" w:line="234" w:lineRule="exact"/>
       </w:pPr>
       <w:r>
         <w:rPr>
@@ -458,31 +456,14 @@
           <w:color w:val="202A31"/>
           <w:sz w:val="20"/>
         </w:rPr>
-        <w:t>•  Developed landing-leg CAD models and simulation code generating trajectory-angle-versus-time plots for a reusable rocket concept.</w:t>
-      </w:r>
-    </w:p>
-    <w:p>
-      <w:pPr>
-        <w:keepNext w:val="0"/>
-        <w:keepLines/>
-        <w:spacing w:before="0" w:after="20" w:line="234" w:lineRule="exact"/>
-        <w:ind w:left="160" w:hanging="160"/>
-      </w:pPr>
-      <w:r>
-        <w:rPr>
-          <w:rFonts w:ascii="Arial" w:hAnsi="Arial"/>
-          <w:b w:val="0"/>
-          <w:color w:val="202A31"/>
-          <w:sz w:val="20"/>
-        </w:rPr>
-        <w:t>•  Coordinated CAD and programming subteams, delegated tasks, and provided design feedback.</w:t>
+        <w:t>•  Developed landing-leg CAD and trajectory-angle-versus-time simulation plots for a reusable rocket concept; coordinated CAD/programming subteams, delegated tasks, and provided design feedback.</w:t>
       </w:r>
     </w:p>
     <w:p>
       <w:pPr>
         <w:keepNext/>
         <w:keepLines/>
-        <w:spacing w:before="80" w:after="0" w:line="234" w:lineRule="exact"/>
+        <w:spacing w:before="60" w:after="0" w:line="234" w:lineRule="exact"/>
       </w:pPr>
       <w:r>
         <w:rPr>
@@ -524,14 +505,14 @@
           <w:color w:val="202A31"/>
           <w:sz w:val="20"/>
         </w:rPr>
-        <w:t>•  Help plan scientific approaches and evaluate mechanical-component options for a robotic lunar surface payload mission concept.</w:t>
+        <w:t>•  Help plan science approaches and evaluate mechanical components for a robotic lunar surface payload mission concept.</w:t>
       </w:r>
     </w:p>
     <w:p>
       <w:pPr>
         <w:keepNext/>
         <w:keepLines/>
-        <w:spacing w:before="140" w:after="60" w:line="240" w:lineRule="exact"/>
+        <w:spacing w:before="100" w:after="60" w:line="240" w:lineRule="exact"/>
       </w:pPr>
       <w:r>
         <w:rPr>
@@ -557,7 +538,7 @@
           <w:color w:val="202A31"/>
           <w:sz w:val="20"/>
         </w:rPr>
-        <w:t>•  AE 138 / AE 30 | Flight &amp; trajectory modeling: Used MATLAB and MotionGenesis to model 3D rigid-body Frisbee flight from initial to final position; coded missile launch trajectories.</w:t>
+        <w:t>•  AE 138 / AE 30 | Modeled 3D rigid-body Frisbee flight in MATLAB/MotionGenesis; coded missile launch trajectories.</w:t>
       </w:r>
     </w:p>
     <w:p>
@@ -574,7 +555,7 @@
           <w:color w:val="202A31"/>
           <w:sz w:val="20"/>
         </w:rPr>
-        <w:t>•  AE 157 | Control systems: Applied MATLAB and Simulink to control-system coursework.</w:t>
+        <w:t>•  AE 157 | Applied MATLAB and Simulink to control-system coursework.</w:t>
       </w:r>
     </w:p>
     <w:p>
@@ -591,14 +572,14 @@
           <w:color w:val="202A31"/>
           <w:sz w:val="20"/>
         </w:rPr>
-        <w:t>•  AE 20 | Motor CAD: Created high-level motor designs in introductory CAD coursework.</w:t>
+        <w:t>•  AE 20 | Created high-level motor designs in introductory CAD coursework.</w:t>
       </w:r>
     </w:p>
     <w:p>
       <w:pPr>
         <w:keepNext/>
         <w:keepLines/>
-        <w:spacing w:before="140" w:after="60" w:line="240" w:lineRule="exact"/>
+        <w:spacing w:before="100" w:after="60" w:line="240" w:lineRule="exact"/>
       </w:pPr>
       <w:r>
         <w:rPr>
@@ -614,7 +595,40 @@
       <w:pPr>
         <w:keepNext/>
         <w:keepLines/>
-        <w:spacing w:before="60" w:after="0" w:line="234" w:lineRule="exact"/>
+        <w:spacing w:before="40" w:after="0" w:line="234" w:lineRule="exact"/>
+      </w:pPr>
+      <w:r>
+        <w:rPr>
+          <w:rFonts w:ascii="Arial" w:hAnsi="Arial"/>
+          <w:b/>
+          <w:color w:val="202A31"/>
+          <w:sz w:val="20"/>
+        </w:rPr>
+        <w:t>PayPal Stadium | Guest Representative | 2026 Soccer Season</w:t>
+      </w:r>
+    </w:p>
+    <w:p>
+      <w:pPr>
+        <w:keepNext w:val="0"/>
+        <w:keepLines/>
+        <w:spacing w:before="0" w:after="20" w:line="234" w:lineRule="exact"/>
+        <w:ind w:left="160" w:hanging="160"/>
+      </w:pPr>
+      <w:r>
+        <w:rPr>
+          <w:rFonts w:ascii="Arial" w:hAnsi="Arial"/>
+          <w:b w:val="0"/>
+          <w:color w:val="202A31"/>
+          <w:sz w:val="20"/>
+        </w:rPr>
+        <w:t>•  Worked San Jose Earthquakes and Bay FC women's team matches.</w:t>
+      </w:r>
+    </w:p>
+    <w:p>
+      <w:pPr>
+        <w:keepNext/>
+        <w:keepLines/>
+        <w:spacing w:before="40" w:after="0" w:line="234" w:lineRule="exact"/>
       </w:pPr>
       <w:r>
         <w:rPr>
@@ -640,14 +654,14 @@
           <w:color w:val="202A31"/>
           <w:sz w:val="20"/>
         </w:rPr>
-        <w:t>•  Taught hands-on STEM labs and design challenges, explaining technical concepts to diverse learners.</w:t>
+        <w:t>•  Taught STEM labs/design challenges and explained technical concepts to diverse learners.</w:t>
       </w:r>
     </w:p>
     <w:p>
       <w:pPr>
         <w:keepNext/>
         <w:keepLines/>
-        <w:spacing w:before="60" w:after="0" w:line="234" w:lineRule="exact"/>
+        <w:spacing w:before="40" w:after="0" w:line="234" w:lineRule="exact"/>
       </w:pPr>
       <w:r>
         <w:rPr>
@@ -673,14 +687,14 @@
           <w:color w:val="202A31"/>
           <w:sz w:val="20"/>
         </w:rPr>
-        <w:t>•  Managed client scheduling and developed individualized lessons based on skills and goals.</w:t>
+        <w:t>•  Scheduled clients and tailored swim lessons to individual skills and goals.</w:t>
       </w:r>
     </w:p>
     <w:p>
       <w:pPr>
         <w:keepNext/>
         <w:keepLines/>
-        <w:spacing w:before="60" w:after="0" w:line="234" w:lineRule="exact"/>
+        <w:spacing w:before="40" w:after="0" w:line="234" w:lineRule="exact"/>
       </w:pPr>
       <w:r>
         <w:rPr>

--- a/dist/downloads/Vincent-Cook-Robotics-Mechatronics.docx
+++ b/dist/downloads/Vincent-Cook-Robotics-Mechatronics.docx
@@ -66,7 +66,7 @@
           <w:color w:val="202A31"/>
           <w:sz w:val="20"/>
         </w:rPr>
-        <w:t>linkedin.com/in/vincent-cook-080790227</w:t>
+        <w:t>linkedin.com/in/vincent-cook-080790227 | vincook-code.github.io/Engineering-Work/</w:t>
       </w:r>
     </w:p>
     <w:p>
@@ -82,7 +82,7 @@
           <w:color w:val="202A31"/>
           <w:sz w:val="20"/>
         </w:rPr>
-        <w:t>Aerospace engineering senior with robotics, circuitry design, battery testing, and EV powertrain experience. Apply CAD, structural analysis, MATLAB/Simulink, and dynamics modeling to electromechanical design.</w:t>
+        <w:t>Aerospace engineering senior with robot circuitry design and repair, battery testing, CAD assemblies, and EV powertrain experience. Project work spans robot programming, 3D dynamics, and MATLAB/Simulink controls.</w:t>
       </w:r>
     </w:p>
     <w:p>
@@ -162,7 +162,7 @@
           <w:color w:val="202A31"/>
           <w:sz w:val="20"/>
         </w:rPr>
-        <w:t>Design &amp; analysis: SolidWorks, Autodesk Inventor, CAD, stress analysis, simulation and modeling, CFD, thermal testing</w:t>
+        <w:t>Design: SolidWorks, Autodesk Inventor, CAD, circuit troubleshooting, battery testing, stress analysis</w:t>
       </w:r>
     </w:p>
     <w:p>
@@ -178,7 +178,7 @@
           <w:color w:val="202A31"/>
           <w:sz w:val="20"/>
         </w:rPr>
-        <w:t>Programming &amp; dynamics: MATLAB/Simulink, MotionGenesis, Python, C++, Java | Electromechanical integration</w:t>
+        <w:t>Analysis: MATLAB/Simulink, MotionGenesis, Python, C++, Java, simulation, CFD, thermal testing</w:t>
       </w:r>
     </w:p>
     <w:p>
@@ -212,21 +212,13 @@
         </w:rPr>
         <w:t>SJSU Robotics</w:t>
       </w:r>
-    </w:p>
-    <w:p>
-      <w:pPr>
-        <w:keepNext/>
-        <w:keepLines/>
-        <w:spacing w:before="0" w:after="0" w:line="234" w:lineRule="exact"/>
-      </w:pPr>
       <w:r>
         <w:rPr>
           <w:rFonts w:ascii="Arial" w:hAnsi="Arial"/>
-          <w:b w:val="0"/>
           <w:color w:val="202A31"/>
           <w:sz w:val="20"/>
         </w:rPr>
-        <w:t>Mechanical Designer | Aug 2024–Present</w:t>
+        <w:t xml:space="preserve"> | Mechanical Designer | Aug 2024-Present</w:t>
       </w:r>
     </w:p>
     <w:p>
@@ -243,7 +235,7 @@
           <w:color w:val="202A31"/>
           <w:sz w:val="20"/>
         </w:rPr>
-        <w:t>•  Designed a transmitter mast with camera and sensor mounts; used stress analysis to reinforce high-load regions and select lightweight materials for lower-load sections.</w:t>
+        <w:t>-  Designed a transmitter mast with camera/sensor mounts; used stress analysis to reinforce high-load regions and select lighter materials elsewhere.</w:t>
       </w:r>
     </w:p>
     <w:p>
@@ -261,21 +253,13 @@
         </w:rPr>
         <w:t>FIRST Robotics Team 3925</w:t>
       </w:r>
-    </w:p>
-    <w:p>
-      <w:pPr>
-        <w:keepNext/>
-        <w:keepLines/>
-        <w:spacing w:before="0" w:after="0" w:line="234" w:lineRule="exact"/>
-      </w:pPr>
       <w:r>
         <w:rPr>
           <w:rFonts w:ascii="Arial" w:hAnsi="Arial"/>
-          <w:b w:val="0"/>
           <w:color w:val="202A31"/>
           <w:sz w:val="20"/>
         </w:rPr>
-        <w:t>Electrical Lead — High School Robotics | 2020–2022</w:t>
+        <w:t xml:space="preserve"> | Electrical Lead - High School Robotics | 2020-2022</w:t>
       </w:r>
     </w:p>
     <w:p>
@@ -292,7 +276,7 @@
           <w:color w:val="202A31"/>
           <w:sz w:val="20"/>
         </w:rPr>
-        <w:t>•  Designed circuitry and tested batteries for the team's robot.</w:t>
+        <w:t>-  Led robot circuitry design, battery testing, and circuit repairs; developed programming knowledge alongside electrical work.</w:t>
       </w:r>
     </w:p>
     <w:p>
@@ -310,21 +294,13 @@
         </w:rPr>
         <w:t>SAE Spartan Racing</w:t>
       </w:r>
-    </w:p>
-    <w:p>
-      <w:pPr>
-        <w:keepNext/>
-        <w:keepLines/>
-        <w:spacing w:before="0" w:after="0" w:line="234" w:lineRule="exact"/>
-      </w:pPr>
       <w:r>
         <w:rPr>
           <w:rFonts w:ascii="Arial" w:hAnsi="Arial"/>
-          <w:b w:val="0"/>
           <w:color w:val="202A31"/>
           <w:sz w:val="20"/>
         </w:rPr>
-        <w:t>EV Powertrain Intern | Aug 2023–May 2025</w:t>
+        <w:t xml:space="preserve"> | EV Powertrain Intern | Aug 2023-May 2025</w:t>
       </w:r>
     </w:p>
     <w:p>
@@ -341,7 +317,7 @@
           <w:color w:val="202A31"/>
           <w:sz w:val="20"/>
         </w:rPr>
-        <w:t>•  Created 3D CAD and assembly instructions for an electric motor test bench; integrated mechanical/electrical components and coordinated engineering/manufacturing requirements with teammates.</w:t>
+        <w:t>-  Created CAD and assembly instructions for an electric motor test bench; integrated mechanical/electrical components and coordinated engineering/manufacturing requirements.</w:t>
       </w:r>
     </w:p>
     <w:p>
@@ -357,7 +333,7 @@
           <w:color w:val="202A31"/>
           <w:sz w:val="20"/>
         </w:rPr>
-        <w:t>Hybrid Electric / Hydrogen Fuel-Cell Aircraft | SJSU Senior Project</w:t>
+        <w:t>Hybrid Electric / Hydrogen Fuel-Cell Aircraft | SJSU Capstone</w:t>
       </w:r>
     </w:p>
     <w:p>
@@ -373,7 +349,7 @@
           <w:color w:val="202A31"/>
           <w:sz w:val="20"/>
         </w:rPr>
-        <w:t>Aerospace Engineering Team Member — In Progress | 2026–Present</w:t>
+        <w:t>Aerospace Engineering Team Member - In Progress | 2026-Present</w:t>
       </w:r>
     </w:p>
     <w:p>
@@ -390,7 +366,31 @@
           <w:color w:val="202A31"/>
           <w:sz w:val="20"/>
         </w:rPr>
-        <w:t>•  Contribute wing-model designs and yearlong planning for a hybrid battery-electric/hydrogen fuel-cell model aircraft.</w:t>
+        <w:t>-  Contribute wing-model designs and project planning. Planned work includes CFD/thermal analysis, fabrication, and battery/fuel-system electronics; team flight target spring 2027.</w:t>
+      </w:r>
+    </w:p>
+    <w:p>
+      <w:pPr>
+        <w:keepNext/>
+        <w:keepLines/>
+        <w:spacing w:before="60" w:after="0" w:line="234" w:lineRule="exact"/>
+      </w:pPr>
+      <w:r>
+        <w:rPr>
+          <w:rFonts w:ascii="Arial" w:hAnsi="Arial"/>
+          <w:b/>
+          <w:color w:val="202A31"/>
+          <w:sz w:val="20"/>
+        </w:rPr>
+        <w:t>BROADSWORD | Senior Design Rocket Concept</w:t>
+      </w:r>
+      <w:r>
+        <w:rPr>
+          <w:rFonts w:ascii="Arial" w:hAnsi="Arial"/>
+          <w:color w:val="202A31"/>
+          <w:sz w:val="20"/>
+        </w:rPr>
+        <w:t xml:space="preserve"> | Mechanical &amp; Programming Subgroup Lead | Aug-Dec 2023</w:t>
       </w:r>
     </w:p>
     <w:p>
@@ -407,7 +407,7 @@
           <w:color w:val="202A31"/>
           <w:sz w:val="20"/>
         </w:rPr>
-        <w:t>•  Planned: CAD, CFD/thermodynamics, construction/testing, battery/fuel-system electronics, and commercial-scale modeling; team flight target spring 2027.</w:t>
+        <w:t>-  Designed landing legs in Inventor and coded stage liftoff/landing trajectories for a student rocket reusability concept; coordinated mechanical/programming tasks.</w:t>
       </w:r>
     </w:p>
     <w:p>
@@ -423,7 +423,7 @@
           <w:color w:val="202A31"/>
           <w:sz w:val="20"/>
         </w:rPr>
-        <w:t>BROADSWORD | Reusable Rocket Concept</w:t>
+        <w:t>NASA L'SPACE Mission Concept Academy</w:t>
       </w:r>
     </w:p>
     <w:p>
@@ -439,7 +439,7 @@
           <w:color w:val="202A31"/>
           <w:sz w:val="20"/>
         </w:rPr>
-        <w:t>CAD &amp; Programming Subteam Lead | Sep–Dec 2023</w:t>
+        <w:t>Mechanical Engineering Team Member - Educational Program | Fall 2026-Present</w:t>
       </w:r>
     </w:p>
     <w:p>
@@ -456,56 +456,7 @@
           <w:color w:val="202A31"/>
           <w:sz w:val="20"/>
         </w:rPr>
-        <w:t>•  Developed landing-leg CAD and trajectory-angle-versus-time simulation plots for a reusable rocket concept; coordinated CAD/programming subteams, delegated tasks, and provided design feedback.</w:t>
-      </w:r>
-    </w:p>
-    <w:p>
-      <w:pPr>
-        <w:keepNext/>
-        <w:keepLines/>
-        <w:spacing w:before="60" w:after="0" w:line="234" w:lineRule="exact"/>
-      </w:pPr>
-      <w:r>
-        <w:rPr>
-          <w:rFonts w:ascii="Arial" w:hAnsi="Arial"/>
-          <w:b/>
-          <w:color w:val="202A31"/>
-          <w:sz w:val="20"/>
-        </w:rPr>
-        <w:t>NASA L’SPACE Mission Concept Academy</w:t>
-      </w:r>
-    </w:p>
-    <w:p>
-      <w:pPr>
-        <w:keepNext/>
-        <w:keepLines/>
-        <w:spacing w:before="0" w:after="0" w:line="234" w:lineRule="exact"/>
-      </w:pPr>
-      <w:r>
-        <w:rPr>
-          <w:rFonts w:ascii="Arial" w:hAnsi="Arial"/>
-          <w:b w:val="0"/>
-          <w:color w:val="202A31"/>
-          <w:sz w:val="20"/>
-        </w:rPr>
-        <w:t>Mechanical Engineering Team Member — Educational Program | Fall 2026–Present</w:t>
-      </w:r>
-    </w:p>
-    <w:p>
-      <w:pPr>
-        <w:keepNext w:val="0"/>
-        <w:keepLines/>
-        <w:spacing w:before="0" w:after="20" w:line="234" w:lineRule="exact"/>
-        <w:ind w:left="160" w:hanging="160"/>
-      </w:pPr>
-      <w:r>
-        <w:rPr>
-          <w:rFonts w:ascii="Arial" w:hAnsi="Arial"/>
-          <w:b w:val="0"/>
-          <w:color w:val="202A31"/>
-          <w:sz w:val="20"/>
-        </w:rPr>
-        <w:t>•  Help plan science approaches and evaluate mechanical components for a robotic lunar surface payload mission concept.</w:t>
+        <w:t>-  Help plan science approaches and evaluate mechanical components for a robotic lunar payload mission concept.</w:t>
       </w:r>
     </w:p>
     <w:p>
@@ -538,7 +489,7 @@
           <w:color w:val="202A31"/>
           <w:sz w:val="20"/>
         </w:rPr>
-        <w:t>•  AE 138 / AE 30 | Modeled 3D rigid-body Frisbee flight in MATLAB/MotionGenesis; coded missile launch trajectories.</w:t>
+        <w:t>-  ENGR 10 / AE 20 | Designed, built, and programmed a task robot; modeled a V6 piston engine in Inventor and produced paper schematics.</w:t>
       </w:r>
     </w:p>
     <w:p>
@@ -555,7 +506,7 @@
           <w:color w:val="202A31"/>
           <w:sz w:val="20"/>
         </w:rPr>
-        <w:t>•  AE 157 | Applied MATLAB and Simulink to control-system coursework.</w:t>
+        <w:t>-  AE 138 / AE 140 / AE 30 | Used MotionGenesis for multibody orbital/Frisbee trajectories and MATLAB for Frisbee dynamics with external variables and moments of inertia; coded missile trajectories.</w:t>
       </w:r>
     </w:p>
     <w:p>
@@ -572,7 +523,7 @@
           <w:color w:val="202A31"/>
           <w:sz w:val="20"/>
         </w:rPr>
-        <w:t>•  AE 20 | Created high-level motor designs in introductory CAD coursework.</w:t>
+        <w:t>-  AE 157 | Used MATLAB/Simulink for control-system projects.</w:t>
       </w:r>
     </w:p>
     <w:p>
@@ -621,7 +572,7 @@
           <w:color w:val="202A31"/>
           <w:sz w:val="20"/>
         </w:rPr>
-        <w:t>•  Worked San Jose Earthquakes and Bay FC women's team matches.</w:t>
+        <w:t>-  Worked San Jose Earthquakes and Bay FC women's team matches.</w:t>
       </w:r>
     </w:p>
     <w:p>
@@ -637,7 +588,7 @@
           <w:color w:val="202A31"/>
           <w:sz w:val="20"/>
         </w:rPr>
-        <w:t>The Tech Interactive | Educator I | 2024–2025</w:t>
+        <w:t>The Tech Interactive | Educator I | 2024-2025</w:t>
       </w:r>
     </w:p>
     <w:p>
@@ -654,7 +605,7 @@
           <w:color w:val="202A31"/>
           <w:sz w:val="20"/>
         </w:rPr>
-        <w:t>•  Taught STEM labs/design challenges and explained technical concepts to diverse learners.</w:t>
+        <w:t>-  Taught STEM labs/design challenges and explained technical concepts to diverse learners.</w:t>
       </w:r>
     </w:p>
     <w:p>
@@ -687,7 +638,7 @@
           <w:color w:val="202A31"/>
           <w:sz w:val="20"/>
         </w:rPr>
-        <w:t>•  Scheduled clients and tailored swim lessons to individual skills and goals.</w:t>
+        <w:t>-  Scheduled clients and tailored swim lessons to individual skills and goals.</w:t>
       </w:r>
     </w:p>
     <w:p>
@@ -703,7 +654,7 @@
           <w:color w:val="202A31"/>
           <w:sz w:val="20"/>
         </w:rPr>
-        <w:t>YMCA &amp; Ventura Aquatics Center | Swim Instructor / Coach / Lifeguard | 2021–2024</w:t>
+        <w:t>YMCA &amp; Ventura Aquatics Center | Swim Instructor / Coach / Lifeguard | 2021-2024</w:t>
       </w:r>
     </w:p>
     <w:p>
@@ -720,7 +671,39 @@
           <w:color w:val="202A31"/>
           <w:sz w:val="20"/>
         </w:rPr>
-        <w:t>•  Coached swimmers, led practices, and adapted instruction for children with disabilities.</w:t>
+        <w:t>-  Coached swimmers, led practices, and adapted instruction for children with disabilities.</w:t>
+      </w:r>
+    </w:p>
+    <w:p>
+      <w:pPr>
+        <w:keepNext/>
+        <w:keepLines/>
+        <w:spacing w:before="100" w:after="60" w:line="240" w:lineRule="exact"/>
+      </w:pPr>
+      <w:r>
+        <w:rPr>
+          <w:rFonts w:ascii="Arial" w:hAnsi="Arial"/>
+          <w:b/>
+          <w:color w:val="133446"/>
+          <w:sz w:val="20"/>
+        </w:rPr>
+        <w:t>LEADERSHIP &amp; ATHLETICS</w:t>
+      </w:r>
+    </w:p>
+    <w:p>
+      <w:pPr>
+        <w:keepNext w:val="0"/>
+        <w:keepLines/>
+        <w:spacing w:before="0" w:after="0" w:line="234" w:lineRule="exact"/>
+      </w:pPr>
+      <w:r>
+        <w:rPr>
+          <w:rFonts w:ascii="Arial" w:hAnsi="Arial"/>
+          <w:b w:val="0"/>
+          <w:color w:val="202A31"/>
+          <w:sz w:val="20"/>
+        </w:rPr>
+        <w:t>SJSU Division I Club Ultimate | 2022-Present: coordinate gym training and conditioning. SJSU Club Swimming | Spring 2026: competed at a Cal-hosted meet.</w:t>
       </w:r>
     </w:p>
     <w:sectPr>
